--- a/landing/src/content/docs/customize/rules.md.docx
+++ b/landing/src/content/docs/customize/rules.md.docx
@@ -85,6 +85,7 @@
           <w:numId w:val="1"/>
         </w:numPr>
         <w:ind w:left="720" w:hanging="360"/>
+        <w:rPr/>
       </w:pPr>
       <w:r>
         <w:rPr>
@@ -100,6 +101,7 @@
           <w:numId w:val="1"/>
         </w:numPr>
         <w:ind w:left="720" w:hanging="360"/>
+        <w:rPr/>
       </w:pPr>
       <w:r>
         <w:rPr>
@@ -115,6 +117,7 @@
           <w:numId w:val="1"/>
         </w:numPr>
         <w:ind w:left="720" w:hanging="360"/>
+        <w:rPr/>
       </w:pPr>
       <w:r>
         <w:rPr>
@@ -130,6 +133,7 @@
           <w:numId w:val="1"/>
         </w:numPr>
         <w:ind w:left="720" w:hanging="360"/>
+        <w:rPr/>
       </w:pPr>
       <w:r>
         <w:rPr>
@@ -145,6 +149,7 @@
           <w:numId w:val="1"/>
         </w:numPr>
         <w:ind w:left="720" w:hanging="360"/>
+        <w:rPr/>
       </w:pPr>
       <w:r>
         <w:rPr>
@@ -160,6 +165,7 @@
           <w:numId w:val="1"/>
         </w:numPr>
         <w:ind w:left="720" w:hanging="360"/>
+        <w:rPr/>
       </w:pPr>
       <w:r>
         <w:rPr>
@@ -175,6 +181,7 @@
           <w:numId w:val="1"/>
         </w:numPr>
         <w:ind w:left="720" w:hanging="360"/>
+        <w:rPr/>
       </w:pPr>
       <w:r>
         <w:rPr>
@@ -279,7 +286,7 @@
         <w:pStyle w:val="Heading2"/>
         <w:rPr/>
       </w:pPr>
-      <w:bookmarkStart w:colFirst="0" w:colLast="0" w:name="_ts8x1ei4oxri" w:id="0"/>
+      <w:bookmarkStart w:colFirst="0" w:colLast="0" w:name="_r6ysq23306cv" w:id="0"/>
       <w:bookmarkEnd w:id="0"/>
       <w:r>
         <w:rPr>
@@ -340,7 +347,7 @@
         <w:pStyle w:val="Heading2"/>
         <w:rPr/>
       </w:pPr>
-      <w:bookmarkStart w:colFirst="0" w:colLast="0" w:name="_1urtgy37w4kv" w:id="1"/>
+      <w:bookmarkStart w:colFirst="0" w:colLast="0" w:name="_b3rp3mjxgas6" w:id="1"/>
       <w:bookmarkEnd w:id="1"/>
       <w:r>
         <w:rPr>
@@ -392,6 +399,7 @@
           <w:numId w:val="2"/>
         </w:numPr>
         <w:ind w:left="720" w:hanging="360"/>
+        <w:rPr/>
       </w:pPr>
       <w:r>
         <w:rPr>
@@ -414,6 +422,7 @@
           <w:numId w:val="2"/>
         </w:numPr>
         <w:ind w:left="720" w:hanging="360"/>
+        <w:rPr/>
       </w:pPr>
       <w:r>
         <w:rPr>
@@ -436,6 +445,7 @@
           <w:numId w:val="2"/>
         </w:numPr>
         <w:ind w:left="720" w:hanging="360"/>
+        <w:rPr/>
       </w:pPr>
       <w:r>
         <w:rPr>
@@ -458,6 +468,7 @@
           <w:numId w:val="2"/>
         </w:numPr>
         <w:ind w:left="720" w:hanging="360"/>
+        <w:rPr/>
       </w:pPr>
       <w:r>
         <w:rPr>
@@ -486,6 +497,7 @@
           <w:numId w:val="2"/>
         </w:numPr>
         <w:ind w:left="720" w:hanging="360"/>
+        <w:rPr/>
       </w:pPr>
       <w:r>
         <w:rPr>
@@ -548,7 +560,7 @@
         <w:pStyle w:val="Heading2"/>
         <w:rPr/>
       </w:pPr>
-      <w:bookmarkStart w:colFirst="0" w:colLast="0" w:name="_qxgh4uisc8m1" w:id="2"/>
+      <w:bookmarkStart w:colFirst="0" w:colLast="0" w:name="_2wmzzqkg7bic" w:id="2"/>
       <w:bookmarkEnd w:id="2"/>
       <w:r>
         <w:rPr>
@@ -846,7 +858,7 @@
         <w:pStyle w:val="Heading2"/>
         <w:rPr/>
       </w:pPr>
-      <w:bookmarkStart w:colFirst="0" w:colLast="0" w:name="_mbkuseiqfpjy" w:id="3"/>
+      <w:bookmarkStart w:colFirst="0" w:colLast="0" w:name="_ng4cahtifqbw" w:id="3"/>
       <w:bookmarkEnd w:id="3"/>
       <w:r>
         <w:rPr>
